--- a/landing/src/content/docs/start/product-tour.md.docx
+++ b/landing/src/content/docs/start/product-tour.md.docx
@@ -85,6 +85,7 @@
           <w:numId w:val="2"/>
         </w:numPr>
         <w:ind w:left="720" w:hanging="360"/>
+        <w:rPr/>
       </w:pPr>
       <w:r>
         <w:rPr>
@@ -100,6 +101,7 @@
           <w:numId w:val="2"/>
         </w:numPr>
         <w:ind w:left="720" w:hanging="360"/>
+        <w:rPr/>
       </w:pPr>
       <w:r>
         <w:rPr>
@@ -115,6 +117,7 @@
           <w:numId w:val="2"/>
         </w:numPr>
         <w:ind w:left="720" w:hanging="360"/>
+        <w:rPr/>
       </w:pPr>
       <w:r>
         <w:rPr>
@@ -130,6 +133,7 @@
           <w:numId w:val="2"/>
         </w:numPr>
         <w:ind w:left="720" w:hanging="360"/>
+        <w:rPr/>
       </w:pPr>
       <w:r>
         <w:rPr>
@@ -145,6 +149,7 @@
           <w:numId w:val="2"/>
         </w:numPr>
         <w:ind w:left="720" w:hanging="360"/>
+        <w:rPr/>
       </w:pPr>
       <w:r>
         <w:rPr>
@@ -160,6 +165,7 @@
           <w:numId w:val="2"/>
         </w:numPr>
         <w:ind w:left="720" w:hanging="360"/>
+        <w:rPr/>
       </w:pPr>
       <w:r>
         <w:rPr>
@@ -175,6 +181,7 @@
           <w:numId w:val="2"/>
         </w:numPr>
         <w:ind w:left="720" w:hanging="360"/>
+        <w:rPr/>
       </w:pPr>
       <w:r>
         <w:rPr>
@@ -190,6 +197,7 @@
           <w:numId w:val="2"/>
         </w:numPr>
         <w:ind w:left="720" w:hanging="360"/>
+        <w:rPr/>
       </w:pPr>
       <w:r>
         <w:rPr>
@@ -205,6 +213,7 @@
           <w:numId w:val="2"/>
         </w:numPr>
         <w:ind w:left="720" w:hanging="360"/>
+        <w:rPr/>
       </w:pPr>
       <w:r>
         <w:rPr>
@@ -294,7 +303,7 @@
         <w:pStyle w:val="Heading2"/>
         <w:rPr/>
       </w:pPr>
-      <w:bookmarkStart w:colFirst="0" w:colLast="0" w:name="_bjj3h4moinh" w:id="0"/>
+      <w:bookmarkStart w:colFirst="0" w:colLast="0" w:name="_ecypgyz9d50y" w:id="0"/>
       <w:bookmarkEnd w:id="0"/>
       <w:r>
         <w:rPr>
@@ -397,7 +406,7 @@
         <w:pStyle w:val="Heading2"/>
         <w:rPr/>
       </w:pPr>
-      <w:bookmarkStart w:colFirst="0" w:colLast="0" w:name="_eoaoukgo1i1m" w:id="1"/>
+      <w:bookmarkStart w:colFirst="0" w:colLast="0" w:name="_2n23kcd26sg3" w:id="1"/>
       <w:bookmarkEnd w:id="1"/>
       <w:r>
         <w:rPr>
@@ -486,7 +495,7 @@
         <w:pStyle w:val="Heading2"/>
         <w:rPr/>
       </w:pPr>
-      <w:bookmarkStart w:colFirst="0" w:colLast="0" w:name="_4r8fiyn0zu6z" w:id="2"/>
+      <w:bookmarkStart w:colFirst="0" w:colLast="0" w:name="_vyl0an7hvr25" w:id="2"/>
       <w:bookmarkEnd w:id="2"/>
       <w:r>
         <w:rPr>
@@ -538,6 +547,7 @@
           <w:numId w:val="2"/>
         </w:numPr>
         <w:ind w:left="720" w:hanging="360"/>
+        <w:rPr/>
       </w:pPr>
       <w:r>
         <w:rPr>
@@ -561,6 +571,7 @@
           <w:numId w:val="2"/>
         </w:numPr>
         <w:ind w:left="720" w:hanging="360"/>
+        <w:rPr/>
       </w:pPr>
       <w:r>
         <w:rPr>
@@ -576,6 +587,7 @@
           <w:numId w:val="2"/>
         </w:numPr>
         <w:ind w:left="720" w:hanging="360"/>
+        <w:rPr/>
       </w:pPr>
       <w:r>
         <w:rPr>
@@ -599,6 +611,7 @@
           <w:numId w:val="2"/>
         </w:numPr>
         <w:ind w:left="720" w:hanging="360"/>
+        <w:rPr/>
       </w:pPr>
       <w:r>
         <w:rPr>
@@ -636,6 +649,7 @@
           <w:numId w:val="2"/>
         </w:numPr>
         <w:ind w:left="720" w:hanging="360"/>
+        <w:rPr/>
       </w:pPr>
       <w:r>
         <w:rPr>
@@ -673,6 +687,7 @@
           <w:numId w:val="2"/>
         </w:numPr>
         <w:ind w:left="720" w:hanging="360"/>
+        <w:rPr/>
       </w:pPr>
       <w:r>
         <w:rPr>
@@ -703,6 +718,7 @@
           <w:numId w:val="2"/>
         </w:numPr>
         <w:ind w:left="720" w:hanging="360"/>
+        <w:rPr/>
       </w:pPr>
       <w:r>
         <w:rPr>
@@ -768,6 +784,7 @@
           <w:numId w:val="2"/>
         </w:numPr>
         <w:ind w:left="720" w:hanging="360"/>
+        <w:rPr/>
       </w:pPr>
       <w:r>
         <w:rPr>
@@ -791,6 +808,7 @@
           <w:numId w:val="2"/>
         </w:numPr>
         <w:ind w:left="720" w:hanging="360"/>
+        <w:rPr/>
       </w:pPr>
       <w:r>
         <w:rPr>
@@ -812,7 +830,7 @@
         <w:pStyle w:val="Heading2"/>
         <w:rPr/>
       </w:pPr>
-      <w:bookmarkStart w:colFirst="0" w:colLast="0" w:name="_1ciarlva588u" w:id="3"/>
+      <w:bookmarkStart w:colFirst="0" w:colLast="0" w:name="_wxlbg9w9evun" w:id="3"/>
       <w:bookmarkEnd w:id="3"/>
       <w:r>
         <w:rPr>
@@ -864,6 +882,7 @@
           <w:numId w:val="1"/>
         </w:numPr>
         <w:ind w:left="720" w:hanging="360"/>
+        <w:rPr/>
       </w:pPr>
       <w:r>
         <w:rPr>
@@ -887,6 +906,7 @@
           <w:numId w:val="1"/>
         </w:numPr>
         <w:ind w:left="720" w:hanging="360"/>
+        <w:rPr/>
       </w:pPr>
       <w:r>
         <w:rPr>
@@ -910,6 +930,7 @@
           <w:numId w:val="1"/>
         </w:numPr>
         <w:ind w:left="720" w:hanging="360"/>
+        <w:rPr/>
       </w:pPr>
       <w:r>
         <w:rPr>
@@ -933,6 +954,7 @@
           <w:numId w:val="1"/>
         </w:numPr>
         <w:ind w:left="720" w:hanging="360"/>
+        <w:rPr/>
       </w:pPr>
       <w:r>
         <w:rPr>
@@ -984,6 +1006,7 @@
           <w:numId w:val="1"/>
         </w:numPr>
         <w:ind w:left="720" w:hanging="360"/>
+        <w:rPr/>
       </w:pPr>
       <w:r>
         <w:rPr>
@@ -1007,6 +1030,7 @@
           <w:numId w:val="1"/>
         </w:numPr>
         <w:ind w:left="720" w:hanging="360"/>
+        <w:rPr/>
       </w:pPr>
       <w:r>
         <w:rPr>
@@ -1094,7 +1118,7 @@
         <w:pStyle w:val="Heading2"/>
         <w:rPr/>
       </w:pPr>
-      <w:bookmarkStart w:colFirst="0" w:colLast="0" w:name="_ahnp1ap9f21l" w:id="4"/>
+      <w:bookmarkStart w:colFirst="0" w:colLast="0" w:name="_o652gi1j5bn1" w:id="4"/>
       <w:bookmarkEnd w:id="4"/>
       <w:r>
         <w:rPr>
